--- a/docs/understanding-check/理解度チェック（提出用）.docx
+++ b/docs/understanding-check/理解度チェック（提出用）.docx
@@ -8103,7 +8103,7 @@
           <w:szCs w:val="21"/>
           <w:shd w:val="clear" w:color="auto" w:fill="FFFFFF"/>
         </w:rPr>
-        <w:t>とは、自分のブランチで行なった変更を、別のブランチに取り組んでもらうために、</w:t>
+        <w:t>とは、自分のブランチで行なった変更を、別のブランチに取り込んでもらうために、</w:t>
       </w:r>
     </w:p>
     <w:p>
@@ -8253,7 +8253,7 @@
           <w:szCs w:val="21"/>
           <w:shd w:val="clear" w:color="auto" w:fill="FFFFFF"/>
         </w:rPr>
-        <w:t>、誰の変更が原因で壊れたのか調査がしにくくなるめ。できるだけ</w:t>
+        <w:t>、誰の変更が原因で壊れたのか調査がしにくくなるため。できるだけ</w:t>
       </w:r>
       <w:r>
         <w:rPr>
